--- a/GSK/public/Esercizi/06_Template_per_descrizione_processo/Istruzioni.docx
+++ b/GSK/public/Esercizi/06_Template_per_descrizione_processo/Istruzioni.docx
@@ -16,7 +16,24 @@
         <w:rPr>
           <w:rtl w:val="0"/>
         </w:rPr>
-        <w:t xml:space="preserve">Esercizio 6 – Template Compliance Checker: crea e applica un template per descrivere un processo</w:t>
+        <w:t xml:space="preserve">Istruzioni</w:t>
+      </w:r>
+    </w:p>
+    <w:p>
+      <w:pPr>
+        <w:pStyle w:val="Subtitle"/>
+        <w:keepNext w:val="0"/>
+        <w:keepLines w:val="0"/>
+        <w:spacing w:before="280" w:lineRule="auto"/>
+        <w:rPr/>
+      </w:pPr>
+      <w:bookmarkStart w:colFirst="0" w:colLast="0" w:name="_heading=h.upsqrgh3rwzi" w:id="1"/>
+      <w:bookmarkEnd w:id="1"/>
+      <w:r>
+        <w:rPr>
+          <w:rtl w:val="0"/>
+        </w:rPr>
+        <w:t xml:space="preserve">Template Compliance Checker: crea e applica un template per descrivere un processo</w:t>
       </w:r>
     </w:p>
     <w:p>
@@ -36,28 +53,19 @@
     </w:p>
     <w:p>
       <w:pPr>
-        <w:pStyle w:val="Heading4"/>
+        <w:pStyle w:val="Heading2"/>
         <w:keepNext w:val="0"/>
         <w:keepLines w:val="0"/>
         <w:spacing w:after="40" w:before="240" w:lineRule="auto"/>
-        <w:rPr>
-          <w:b w:val="1"/>
-          <w:color w:val="000000"/>
-          <w:sz w:val="22"/>
-          <w:szCs w:val="22"/>
-        </w:rPr>
-      </w:pPr>
-      <w:bookmarkStart w:colFirst="0" w:colLast="0" w:name="_heading=h.dk5tw4pc7ho9" w:id="1"/>
-      <w:bookmarkEnd w:id="1"/>
-      <w:r>
-        <w:rPr>
-          <w:b w:val="1"/>
-          <w:color w:val="000000"/>
-          <w:sz w:val="22"/>
-          <w:szCs w:val="22"/>
-          <w:rtl w:val="0"/>
-        </w:rPr>
-        <w:t xml:space="preserve">📂 Contesto</w:t>
+        <w:rPr/>
+      </w:pPr>
+      <w:bookmarkStart w:colFirst="0" w:colLast="0" w:name="_heading=h.dk5tw4pc7ho9" w:id="2"/>
+      <w:bookmarkEnd w:id="2"/>
+      <w:r>
+        <w:rPr>
+          <w:rtl w:val="0"/>
+        </w:rPr>
+        <w:t xml:space="preserve">Contesto</w:t>
       </w:r>
     </w:p>
     <w:p>
@@ -168,28 +176,19 @@
     </w:p>
     <w:p>
       <w:pPr>
-        <w:pStyle w:val="Heading4"/>
+        <w:pStyle w:val="Heading2"/>
         <w:keepNext w:val="0"/>
         <w:keepLines w:val="0"/>
         <w:spacing w:after="40" w:before="240" w:lineRule="auto"/>
-        <w:rPr>
-          <w:b w:val="1"/>
-          <w:color w:val="000000"/>
-          <w:sz w:val="22"/>
-          <w:szCs w:val="22"/>
-        </w:rPr>
-      </w:pPr>
-      <w:bookmarkStart w:colFirst="0" w:colLast="0" w:name="_heading=h.ng2apmkh4kwe" w:id="2"/>
-      <w:bookmarkEnd w:id="2"/>
-      <w:r>
-        <w:rPr>
-          <w:b w:val="1"/>
-          <w:color w:val="000000"/>
-          <w:sz w:val="22"/>
-          <w:szCs w:val="22"/>
-          <w:rtl w:val="0"/>
-        </w:rPr>
-        <w:t xml:space="preserve">🔬 Obiettivi</w:t>
+        <w:rPr/>
+      </w:pPr>
+      <w:bookmarkStart w:colFirst="0" w:colLast="0" w:name="_heading=h.ng2apmkh4kwe" w:id="3"/>
+      <w:bookmarkEnd w:id="3"/>
+      <w:r>
+        <w:rPr>
+          <w:rtl w:val="0"/>
+        </w:rPr>
+        <w:t xml:space="preserve">Obiettivi</w:t>
       </w:r>
     </w:p>
     <w:p>
@@ -263,28 +262,19 @@
     </w:p>
     <w:p>
       <w:pPr>
-        <w:pStyle w:val="Heading4"/>
+        <w:pStyle w:val="Heading2"/>
         <w:keepNext w:val="0"/>
         <w:keepLines w:val="0"/>
         <w:spacing w:after="40" w:before="240" w:lineRule="auto"/>
-        <w:rPr>
-          <w:b w:val="1"/>
-          <w:color w:val="000000"/>
-          <w:sz w:val="22"/>
-          <w:szCs w:val="22"/>
-        </w:rPr>
-      </w:pPr>
-      <w:bookmarkStart w:colFirst="0" w:colLast="0" w:name="_heading=h.5balynxcea9m" w:id="3"/>
-      <w:bookmarkEnd w:id="3"/>
-      <w:r>
-        <w:rPr>
-          <w:b w:val="1"/>
-          <w:color w:val="000000"/>
-          <w:sz w:val="22"/>
-          <w:szCs w:val="22"/>
-          <w:rtl w:val="0"/>
-        </w:rPr>
-        <w:t xml:space="preserve">📁 Materiali</w:t>
+        <w:rPr/>
+      </w:pPr>
+      <w:bookmarkStart w:colFirst="0" w:colLast="0" w:name="_heading=h.5balynxcea9m" w:id="4"/>
+      <w:bookmarkEnd w:id="4"/>
+      <w:r>
+        <w:rPr>
+          <w:rtl w:val="0"/>
+        </w:rPr>
+        <w:t xml:space="preserve">Materiali</w:t>
       </w:r>
     </w:p>
     <w:p>
@@ -412,310 +402,272 @@
     </w:p>
     <w:p>
       <w:pPr>
+        <w:pStyle w:val="Heading1"/>
+        <w:keepNext w:val="0"/>
+        <w:keepLines w:val="0"/>
+        <w:spacing w:after="40" w:before="240" w:lineRule="auto"/>
+        <w:rPr/>
+      </w:pPr>
+      <w:bookmarkStart w:colFirst="0" w:colLast="0" w:name="_heading=h.8k6tcrv1odpz" w:id="5"/>
+      <w:bookmarkEnd w:id="5"/>
+      <w:r>
+        <w:rPr>
+          <w:rtl w:val="0"/>
+        </w:rPr>
+        <w:t xml:space="preserve">Step</w:t>
+      </w:r>
+    </w:p>
+    <w:p>
+      <w:pPr>
+        <w:pStyle w:val="Heading2"/>
+        <w:keepNext w:val="0"/>
+        <w:keepLines w:val="0"/>
+        <w:spacing w:before="280" w:lineRule="auto"/>
+        <w:rPr/>
+      </w:pPr>
+      <w:bookmarkStart w:colFirst="0" w:colLast="0" w:name="_heading=h.iht8nobechul" w:id="6"/>
+      <w:bookmarkEnd w:id="6"/>
+      <w:r>
+        <w:rPr>
+          <w:rtl w:val="0"/>
+        </w:rPr>
+        <w:t xml:space="preserve">Fase 1 – Analisi comparativa (10 min)</w:t>
+      </w:r>
+    </w:p>
+    <w:p>
+      <w:pPr>
+        <w:spacing w:after="240" w:before="240" w:lineRule="auto"/>
+        <w:rPr/>
+      </w:pPr>
+      <w:r>
+        <w:rPr>
+          <w:b w:val="1"/>
+          <w:rtl w:val="0"/>
+        </w:rPr>
+        <w:t xml:space="preserve">1. Leggi i testi A, B e C</w:t>
+        <w:br w:type="textWrapping"/>
+      </w:r>
+      <w:r>
+        <w:rPr>
+          <w:rtl w:val="0"/>
+        </w:rPr>
+        <w:t xml:space="preserve"> Identifica le sezioni ricorrenti nei tre documenti, anche se chiamate in modo diverso o in ordine diverso.</w:t>
+      </w:r>
+    </w:p>
+    <w:p>
+      <w:pPr>
+        <w:spacing w:after="240" w:before="240" w:lineRule="auto"/>
+        <w:rPr>
+          <w:b w:val="1"/>
+          <w:sz w:val="26"/>
+          <w:szCs w:val="26"/>
+        </w:rPr>
+      </w:pPr>
+      <w:r>
+        <w:rPr>
+          <w:b w:val="1"/>
+          <w:rtl w:val="0"/>
+        </w:rPr>
+        <w:t xml:space="preserve">2. Costruisci la mappa</w:t>
+        <w:br w:type="textWrapping"/>
+      </w:r>
+      <w:r>
+        <w:rPr>
+          <w:rtl w:val="0"/>
+        </w:rPr>
+        <w:t xml:space="preserve"> Annota le sezioni fondamentali: cosa non deve mancare quando si descrive un processo?</w:t>
+      </w:r>
+      <w:r>
+        <w:pict>
+          <v:rect style="width:0.0pt;height:1.5pt" o:hr="t" o:hrstd="t" o:hralign="center" fillcolor="#A0A0A0" stroked="f"/>
+        </w:pict>
+      </w:r>
+      <w:r>
+        <w:rPr>
+          <w:b w:val="1"/>
+          <w:sz w:val="26"/>
+          <w:szCs w:val="26"/>
+          <w:rtl w:val="0"/>
+        </w:rPr>
+        <w:t xml:space="preserve"> </w:t>
+      </w:r>
+    </w:p>
+    <w:p>
+      <w:pPr>
+        <w:pStyle w:val="Heading2"/>
+        <w:rPr>
+          <w:b w:val="1"/>
+          <w:sz w:val="26"/>
+          <w:szCs w:val="26"/>
+        </w:rPr>
+      </w:pPr>
+      <w:bookmarkStart w:colFirst="0" w:colLast="0" w:name="_heading=h.5bn3crh9giig" w:id="7"/>
+      <w:bookmarkEnd w:id="7"/>
+      <w:r>
+        <w:rPr>
+          <w:b w:val="1"/>
+          <w:sz w:val="26"/>
+          <w:szCs w:val="26"/>
+          <w:rtl w:val="0"/>
+        </w:rPr>
+        <w:t xml:space="preserve">Fase 2 – Generazione template (10 min)</w:t>
+      </w:r>
+    </w:p>
+    <w:p>
+      <w:pPr>
+        <w:spacing w:after="240" w:before="240" w:lineRule="auto"/>
+        <w:rPr/>
+      </w:pPr>
+      <w:r>
+        <w:rPr>
+          <w:b w:val="1"/>
+          <w:rtl w:val="0"/>
+        </w:rPr>
+        <w:t xml:space="preserve">3. Prompting a Gigi</w:t>
+        <w:br w:type="textWrapping"/>
+      </w:r>
+      <w:r>
+        <w:rPr>
+          <w:rtl w:val="0"/>
+        </w:rPr>
+        <w:t xml:space="preserve">Formula un prompt per chiedere a Gigi di creare un </w:t>
+      </w:r>
+      <w:r>
+        <w:rPr>
+          <w:b w:val="1"/>
+          <w:rtl w:val="0"/>
+        </w:rPr>
+        <w:t xml:space="preserve">template standard per descrivere un processo operativo</w:t>
+      </w:r>
+      <w:r>
+        <w:rPr>
+          <w:rtl w:val="0"/>
+        </w:rPr>
+        <w:t xml:space="preserve">, con sezione + breve descrizione.</w:t>
+      </w:r>
+    </w:p>
+    <w:p>
+      <w:pPr>
+        <w:spacing w:after="240" w:before="240" w:lineRule="auto"/>
+        <w:rPr/>
+      </w:pPr>
+      <w:r>
+        <w:rPr>
+          <w:b w:val="1"/>
+          <w:rtl w:val="0"/>
+        </w:rPr>
+        <w:t xml:space="preserve">4. Raffina il risultato</w:t>
+        <w:br w:type="textWrapping"/>
+      </w:r>
+      <w:r>
+        <w:rPr>
+          <w:rtl w:val="0"/>
+        </w:rPr>
+        <w:t xml:space="preserve">Modifica il prompt se serve, per avere un template praticabile (es. max 8 sezioni, con titoli comprensibili anche per operatori).</w:t>
+      </w:r>
+    </w:p>
+    <w:p>
+      <w:pPr>
+        <w:rPr/>
+      </w:pPr>
+      <w:r>
+        <w:pict>
+          <v:rect style="width:0.0pt;height:1.5pt" o:hr="t" o:hrstd="t" o:hralign="center" fillcolor="#A0A0A0" stroked="f"/>
+        </w:pict>
+      </w:r>
+      <w:r>
+        <w:rPr>
+          <w:rtl w:val="0"/>
+        </w:rPr>
+      </w:r>
+    </w:p>
+    <w:p>
+      <w:pPr>
+        <w:pStyle w:val="Heading2"/>
+        <w:keepNext w:val="0"/>
+        <w:keepLines w:val="0"/>
+        <w:spacing w:before="280" w:lineRule="auto"/>
+        <w:rPr/>
+      </w:pPr>
+      <w:bookmarkStart w:colFirst="0" w:colLast="0" w:name="_heading=h.4v237qytw6gk" w:id="8"/>
+      <w:bookmarkEnd w:id="8"/>
+      <w:r>
+        <w:rPr>
+          <w:rtl w:val="0"/>
+        </w:rPr>
+        <w:t xml:space="preserve">Fase 3 – Applicazione e verifica (10 min)</w:t>
+      </w:r>
+    </w:p>
+    <w:p>
+      <w:pPr>
+        <w:spacing w:after="240" w:before="240" w:lineRule="auto"/>
+        <w:rPr/>
+      </w:pPr>
+      <w:r>
+        <w:rPr>
+          <w:b w:val="1"/>
+          <w:rtl w:val="0"/>
+        </w:rPr>
+        <w:t xml:space="preserve">5. Applica il template al testo D</w:t>
+        <w:br w:type="textWrapping"/>
+      </w:r>
+      <w:r>
+        <w:rPr>
+          <w:rtl w:val="0"/>
+        </w:rPr>
+        <w:t xml:space="preserve"> Leggi il documento D e prova a riorganizzarlo usando le sezioni del template. Chiedi a Gigi di aiutarti a riscrivere il contenuto secondo la nuova struttura.</w:t>
+      </w:r>
+    </w:p>
+    <w:p>
+      <w:pPr>
+        <w:spacing w:after="240" w:before="240" w:lineRule="auto"/>
+        <w:rPr/>
+      </w:pPr>
+      <w:r>
+        <w:rPr>
+          <w:b w:val="1"/>
+          <w:rtl w:val="0"/>
+        </w:rPr>
+        <w:t xml:space="preserve">6. Valida e commenta</w:t>
+        <w:br w:type="textWrapping"/>
+      </w:r>
+      <w:r>
+        <w:rPr>
+          <w:rtl w:val="0"/>
+        </w:rPr>
+        <w:t xml:space="preserve"> Controlla se qualcosa non si adatta, o se mancano informazioni. Annota un commento su come migliorare il template o adattarlo ad altri casi.</w:t>
+      </w:r>
+    </w:p>
+    <w:p>
+      <w:pPr>
+        <w:rPr/>
+      </w:pPr>
+      <w:r>
+        <w:pict>
+          <v:rect style="width:0.0pt;height:1.5pt" o:hr="t" o:hrstd="t" o:hralign="center" fillcolor="#A0A0A0" stroked="f"/>
+        </w:pict>
+      </w:r>
+      <w:r>
+        <w:rPr>
+          <w:rtl w:val="0"/>
+        </w:rPr>
+      </w:r>
+    </w:p>
+    <w:p>
+      <w:pPr>
         <w:pStyle w:val="Heading3"/>
         <w:keepNext w:val="0"/>
         <w:keepLines w:val="0"/>
         <w:spacing w:after="40" w:before="240" w:lineRule="auto"/>
         <w:rPr/>
       </w:pPr>
-      <w:bookmarkStart w:colFirst="0" w:colLast="0" w:name="_heading=h.8k6tcrv1odpz" w:id="4"/>
-      <w:bookmarkEnd w:id="4"/>
-      <w:sdt>
-        <w:sdtPr>
-          <w:id w:val="1042213748"/>
-          <w:tag w:val="goog_rdk_0"/>
-        </w:sdtPr>
-        <w:sdtContent>
-          <w:r>
-            <w:rPr>
-              <w:rFonts w:ascii="Arial Unicode MS" w:cs="Arial Unicode MS" w:eastAsia="Arial Unicode MS" w:hAnsi="Arial Unicode MS"/>
-              <w:rtl w:val="0"/>
-            </w:rPr>
-            <w:t xml:space="preserve">✅ Step</w:t>
-          </w:r>
-        </w:sdtContent>
-      </w:sdt>
-    </w:p>
-    <w:p>
-      <w:pPr>
-        <w:pStyle w:val="Heading3"/>
-        <w:keepNext w:val="0"/>
-        <w:keepLines w:val="0"/>
-        <w:spacing w:before="280" w:lineRule="auto"/>
-        <w:rPr>
-          <w:b w:val="1"/>
-          <w:color w:val="000000"/>
-          <w:sz w:val="26"/>
-          <w:szCs w:val="26"/>
-        </w:rPr>
-      </w:pPr>
-      <w:bookmarkStart w:colFirst="0" w:colLast="0" w:name="_heading=h.iht8nobechul" w:id="5"/>
-      <w:bookmarkEnd w:id="5"/>
-      <w:r>
-        <w:rPr>
-          <w:b w:val="1"/>
-          <w:color w:val="000000"/>
-          <w:sz w:val="26"/>
-          <w:szCs w:val="26"/>
-          <w:rtl w:val="0"/>
-        </w:rPr>
-        <w:t xml:space="preserve">⭐️ Fase 1 – Analisi comparativa (10 min)</w:t>
-      </w:r>
-    </w:p>
-    <w:p>
-      <w:pPr>
-        <w:spacing w:after="240" w:before="240" w:lineRule="auto"/>
-        <w:rPr/>
-      </w:pPr>
-      <w:r>
-        <w:rPr>
-          <w:b w:val="1"/>
-          <w:rtl w:val="0"/>
-        </w:rPr>
-        <w:t xml:space="preserve">1. Leggi i testi A, B e C</w:t>
-        <w:br w:type="textWrapping"/>
-      </w:r>
-      <w:r>
-        <w:rPr>
-          <w:rtl w:val="0"/>
-        </w:rPr>
-        <w:t xml:space="preserve"> Identifica le sezioni ricorrenti nei tre documenti, anche se chiamate in modo diverso o in ordine diverso.</w:t>
-      </w:r>
-    </w:p>
-    <w:p>
-      <w:pPr>
-        <w:spacing w:after="240" w:before="240" w:lineRule="auto"/>
-        <w:rPr/>
-      </w:pPr>
-      <w:r>
-        <w:rPr>
-          <w:b w:val="1"/>
-          <w:rtl w:val="0"/>
-        </w:rPr>
-        <w:t xml:space="preserve">2. Costruisci la mappa</w:t>
-        <w:br w:type="textWrapping"/>
-      </w:r>
-      <w:r>
-        <w:rPr>
-          <w:rtl w:val="0"/>
-        </w:rPr>
-        <w:t xml:space="preserve"> Annota le sezioni fondamentali: cosa non deve mancare quando si descrive un processo?</w:t>
-      </w:r>
-    </w:p>
-    <w:p>
-      <w:pPr>
-        <w:rPr/>
-      </w:pPr>
-      <w:r>
-        <w:pict>
-          <v:rect style="width:0.0pt;height:1.5pt" o:hr="t" o:hrstd="t" o:hralign="center" fillcolor="#A0A0A0" stroked="f"/>
-        </w:pict>
-      </w:r>
-      <w:r>
-        <w:rPr>
-          <w:rtl w:val="0"/>
-        </w:rPr>
-      </w:r>
-    </w:p>
-    <w:p>
-      <w:pPr>
-        <w:pStyle w:val="Heading3"/>
-        <w:keepNext w:val="0"/>
-        <w:keepLines w:val="0"/>
-        <w:spacing w:before="280" w:lineRule="auto"/>
-        <w:rPr>
-          <w:b w:val="1"/>
-          <w:color w:val="000000"/>
-          <w:sz w:val="26"/>
-          <w:szCs w:val="26"/>
-        </w:rPr>
-      </w:pPr>
-      <w:bookmarkStart w:colFirst="0" w:colLast="0" w:name="_heading=h.n1rn3am2r1ro" w:id="6"/>
-      <w:bookmarkEnd w:id="6"/>
-      <w:r>
-        <w:rPr>
-          <w:b w:val="1"/>
-          <w:color w:val="000000"/>
-          <w:sz w:val="26"/>
-          <w:szCs w:val="26"/>
-          <w:rtl w:val="0"/>
-        </w:rPr>
-        <w:t xml:space="preserve">⭐️ Fase 2 – Generazione template (10 min)</w:t>
-      </w:r>
-    </w:p>
-    <w:p>
-      <w:pPr>
-        <w:spacing w:after="240" w:before="240" w:lineRule="auto"/>
-        <w:rPr/>
-      </w:pPr>
-      <w:r>
-        <w:rPr>
-          <w:b w:val="1"/>
-          <w:rtl w:val="0"/>
-        </w:rPr>
-        <w:t xml:space="preserve">3. Prompting a Gigi</w:t>
-        <w:br w:type="textWrapping"/>
-      </w:r>
-      <w:r>
-        <w:rPr>
-          <w:rtl w:val="0"/>
-        </w:rPr>
-        <w:t xml:space="preserve"> Formula un prompt per chiedere a Gigi di creare un </w:t>
-      </w:r>
-      <w:r>
-        <w:rPr>
-          <w:b w:val="1"/>
-          <w:rtl w:val="0"/>
-        </w:rPr>
-        <w:t xml:space="preserve">template standard per descrivere un processo operativo</w:t>
-      </w:r>
-      <w:r>
-        <w:rPr>
-          <w:rtl w:val="0"/>
-        </w:rPr>
-        <w:t xml:space="preserve">, con sezione + breve descrizione.</w:t>
-      </w:r>
-    </w:p>
-    <w:p>
-      <w:pPr>
-        <w:spacing w:after="240" w:before="240" w:lineRule="auto"/>
-        <w:rPr/>
-      </w:pPr>
-      <w:r>
-        <w:rPr>
-          <w:b w:val="1"/>
-          <w:rtl w:val="0"/>
-        </w:rPr>
-        <w:t xml:space="preserve">4. Raffina il risultato</w:t>
-        <w:br w:type="textWrapping"/>
-      </w:r>
-      <w:r>
-        <w:rPr>
-          <w:rtl w:val="0"/>
-        </w:rPr>
-        <w:t xml:space="preserve"> Modifica il prompt se serve, per avere un template praticabile (es. max 8 sezioni, con titoli comprensibili anche per operatori).</w:t>
-      </w:r>
-    </w:p>
-    <w:p>
-      <w:pPr>
-        <w:rPr/>
-      </w:pPr>
-      <w:r>
-        <w:pict>
-          <v:rect style="width:0.0pt;height:1.5pt" o:hr="t" o:hrstd="t" o:hralign="center" fillcolor="#A0A0A0" stroked="f"/>
-        </w:pict>
-      </w:r>
-      <w:r>
-        <w:rPr>
-          <w:rtl w:val="0"/>
-        </w:rPr>
-      </w:r>
-    </w:p>
-    <w:p>
-      <w:pPr>
-        <w:pStyle w:val="Heading3"/>
-        <w:keepNext w:val="0"/>
-        <w:keepLines w:val="0"/>
-        <w:spacing w:before="280" w:lineRule="auto"/>
-        <w:rPr>
-          <w:b w:val="1"/>
-          <w:color w:val="000000"/>
-          <w:sz w:val="26"/>
-          <w:szCs w:val="26"/>
-        </w:rPr>
-      </w:pPr>
-      <w:bookmarkStart w:colFirst="0" w:colLast="0" w:name="_heading=h.4v237qytw6gk" w:id="7"/>
-      <w:bookmarkEnd w:id="7"/>
-      <w:r>
-        <w:rPr>
-          <w:b w:val="1"/>
-          <w:color w:val="000000"/>
-          <w:sz w:val="26"/>
-          <w:szCs w:val="26"/>
-          <w:rtl w:val="0"/>
-        </w:rPr>
-        <w:t xml:space="preserve">⭐️ Fase 3 – Applicazione e verifica (10 min)</w:t>
-      </w:r>
-    </w:p>
-    <w:p>
-      <w:pPr>
-        <w:spacing w:after="240" w:before="240" w:lineRule="auto"/>
-        <w:rPr/>
-      </w:pPr>
-      <w:r>
-        <w:rPr>
-          <w:b w:val="1"/>
-          <w:rtl w:val="0"/>
-        </w:rPr>
-        <w:t xml:space="preserve">5. Applica il template al testo D</w:t>
-        <w:br w:type="textWrapping"/>
-      </w:r>
-      <w:r>
-        <w:rPr>
-          <w:rtl w:val="0"/>
-        </w:rPr>
-        <w:t xml:space="preserve"> Leggi il documento D e prova a riorganizzarlo usando le sezioni del template. Chiedi a Gigi di aiutarti a riscrivere il contenuto secondo la nuova struttura.</w:t>
-      </w:r>
-    </w:p>
-    <w:p>
-      <w:pPr>
-        <w:spacing w:after="240" w:before="240" w:lineRule="auto"/>
-        <w:rPr/>
-      </w:pPr>
-      <w:r>
-        <w:rPr>
-          <w:b w:val="1"/>
-          <w:rtl w:val="0"/>
-        </w:rPr>
-        <w:t xml:space="preserve">6. Valida e commenta</w:t>
-        <w:br w:type="textWrapping"/>
-      </w:r>
-      <w:r>
-        <w:rPr>
-          <w:rtl w:val="0"/>
-        </w:rPr>
-        <w:t xml:space="preserve"> Controlla se qualcosa non si adatta, o se mancano informazioni. Annota un commento su come migliorare il template o adattarlo ad altri casi.</w:t>
-      </w:r>
-    </w:p>
-    <w:p>
-      <w:pPr>
-        <w:rPr/>
-      </w:pPr>
-      <w:r>
-        <w:pict>
-          <v:rect style="width:0.0pt;height:1.5pt" o:hr="t" o:hrstd="t" o:hralign="center" fillcolor="#A0A0A0" stroked="f"/>
-        </w:pict>
-      </w:r>
-      <w:r>
-        <w:rPr>
-          <w:rtl w:val="0"/>
-        </w:rPr>
-      </w:r>
-    </w:p>
-    <w:p>
-      <w:pPr>
-        <w:pStyle w:val="Heading4"/>
-        <w:keepNext w:val="0"/>
-        <w:keepLines w:val="0"/>
-        <w:spacing w:after="40" w:before="240" w:lineRule="auto"/>
-        <w:rPr>
-          <w:b w:val="1"/>
-          <w:color w:val="000000"/>
-          <w:sz w:val="22"/>
-          <w:szCs w:val="22"/>
-        </w:rPr>
-      </w:pPr>
-      <w:bookmarkStart w:colFirst="0" w:colLast="0" w:name="_heading=h.le1hsx2z1kco" w:id="8"/>
-      <w:bookmarkEnd w:id="8"/>
-      <w:r>
-        <w:rPr>
-          <w:b w:val="1"/>
-          <w:color w:val="000000"/>
-          <w:sz w:val="22"/>
-          <w:szCs w:val="22"/>
-          <w:rtl w:val="0"/>
-        </w:rPr>
-        <w:t xml:space="preserve">📄 Output atteso</w:t>
+      <w:bookmarkStart w:colFirst="0" w:colLast="0" w:name="_heading=h.le1hsx2z1kco" w:id="9"/>
+      <w:bookmarkEnd w:id="9"/>
+      <w:r>
+        <w:rPr>
+          <w:rtl w:val="0"/>
+        </w:rPr>
+        <w:t xml:space="preserve">Output atteso</w:t>
       </w:r>
     </w:p>
     <w:p>
@@ -1766,7 +1718,7 @@
 
 <file path=customXML/item1.xml><?xml version="1.0" encoding="utf-8"?>
 <go:gDocsCustomXmlDataStorage xmlns:go="http://customooxmlschemas.google.com/" xmlns:r="http://schemas.openxmlformats.org/officeDocument/2006/relationships" uri="GoogleDocsCustomDataVersion2">
-  <go:docsCustomData xmlns:go="http://customooxmlschemas.google.com/" roundtripDataSignature="AMtx7mjCsiVVUnVPqpMmfGL3vln6S4CwDQ==">CgMxLjAaHQoBMBIYChYIB0ISEhBBcmlhbCBVbmljb2RlIE1TMg5oLjlmNnBtY3Vta2M4bjIOaC5kazV0dzRwYzdobzkyDmgubmcyYXBta2g0a3dlMg5oLjViYWx5bnhjZWE5bTIOaC44azZ0Y3J2MW9kcHoyDmguaWh0OG5vYmVjaHVsMg5oLm4xcm4zYW0ycjFybzIOaC40djIzN3F5dHc2Z2syDmgubGUxaHN4Mnoxa2NvOAByITFvcDBHV3ktaUJoWXZxQmtXMXFfLVd3d3lORzRXZ2Q4Nw==</go:docsCustomData>
+  <go:docsCustomData xmlns:go="http://customooxmlschemas.google.com/" roundtripDataSignature="AMtx7mhL2giZGzgXiOJ4WOTZFvZTbq8D7w==">CgMxLjAyDmguOWY2cG1jdW1rYzhuMg5oLnVwc3FyZ2gzcnd6aTIOaC5kazV0dzRwYzdobzkyDmgubmcyYXBta2g0a3dlMg5oLjViYWx5bnhjZWE5bTIOaC44azZ0Y3J2MW9kcHoyDmguaWh0OG5vYmVjaHVsMg5oLjVibjNjcmg5Z2lpZzIOaC40djIzN3F5dHc2Z2syDmgubGUxaHN4Mnoxa2NvOAByITFvcDBHV3ktaUJoWXZxQmtXMXFfLVd3d3lORzRXZ2Q4Nw==</go:docsCustomData>
 </go:gDocsCustomXmlDataStorage>
 </file>
 
